--- a/pr-preview/pr-69/chapters/23-causal-mediation.docx
+++ b/pr-preview/pr-69/chapters/23-causal-mediation.docx
@@ -4644,33 +4644,19 @@
               <m:grow/>
             </m:dPr>
             <m:e>
-              <m:nary>
-                <m:naryPr>
-                  <m:chr m:val="∫"/>
-                  <m:limLoc m:val="subSup"/>
-                  <m:subHide m:val="off"/>
-                  <m:supHide m:val="on"/>
-                </m:naryPr>
-                <m:sub>
-                  <m:r>
-                    <m:t>m</m:t>
-                  </m:r>
-                </m:sub>
-                <m:sup>
-                  <m:r>
-                    <m:t>​</m:t>
-                  </m:r>
-                </m:sup>
-                <m:e>
-                  <m:r>
-                    <m:rPr>
-                      <m:nor/>
-                      <m:sty m:val="p"/>
-                    </m:rPr>
-                    <m:t>E</m:t>
-                  </m:r>
-                </m:e>
-              </m:nary>
+              <m:r>
+                <m:rPr>
+                  <m:sty m:val="p"/>
+                </m:rPr>
+                <m:t>∫</m:t>
+              </m:r>
+              <m:r>
+                <m:rPr>
+                  <m:nor/>
+                  <m:sty m:val="p"/>
+                </m:rPr>
+                <m:t>E</m:t>
+              </m:r>
               <m:d>
                 <m:dPr>
                   <m:begChr m:val="["/>
